--- a/corpus/synthetic/table-style__004.docx
+++ b/corpus/synthetic/table-style__004.docx
@@ -2,11 +2,76 @@
 <file path=word/document.xml><?xml version="1.0" encoding="utf-8"?>
 <w:document xmlns:w="http://schemas.openxmlformats.org/wordprocessingml/2006/main" xmlns:r="http://schemas.openxmlformats.org/officeDocument/2006/relationships" xmlns:wp="http://schemas.openxmlformats.org/drawingml/2006/wordprocessingDrawing" xmlns:a="http://schemas.openxmlformats.org/drawingml/2006/main" xmlns:pic="http://schemas.openxmlformats.org/drawingml/2006/picture" xmlns:m="http://schemas.openxmlformats.org/officeDocument/2006/math">
   <w:body>
-    <w:p>
-      <w:r>
-        <w:t>x</w:t>
-      </w:r>
-    </w:p>
+    <w:tbl>
+      <w:tblPr>
+        <w:tblStyle w:val="GridBlue"/>
+        <w:tblLook w:val="0420"/>
+      </w:tblPr>
+      <w:tr>
+        <w:tc>
+          <w:p>
+            <w:r>
+              <w:t>表头A</w:t>
+            </w:r>
+          </w:p>
+        </w:tc>
+        <w:tc>
+          <w:p>
+            <w:r>
+              <w:t>表头B</w:t>
+            </w:r>
+          </w:p>
+        </w:tc>
+      </w:tr>
+      <w:tr>
+        <w:tc>
+          <w:p>
+            <w:r>
+              <w:t>一1</w:t>
+            </w:r>
+          </w:p>
+        </w:tc>
+        <w:tc>
+          <w:p>
+            <w:r>
+              <w:t>一2</w:t>
+            </w:r>
+          </w:p>
+        </w:tc>
+      </w:tr>
+      <w:tr>
+        <w:tc>
+          <w:p>
+            <w:r>
+              <w:t>二1</w:t>
+            </w:r>
+          </w:p>
+        </w:tc>
+        <w:tc>
+          <w:p>
+            <w:r>
+              <w:t>二2</w:t>
+            </w:r>
+          </w:p>
+        </w:tc>
+      </w:tr>
+      <w:tr>
+        <w:tc>
+          <w:p>
+            <w:r>
+              <w:t>三1</w:t>
+            </w:r>
+          </w:p>
+        </w:tc>
+        <w:tc>
+          <w:p>
+            <w:r>
+              <w:t>三2</w:t>
+            </w:r>
+          </w:p>
+        </w:tc>
+      </w:tr>
+    </w:tbl>
     <w:sectPr>
       <w:pgSz w:w="11906" w:h="16838"/>
       <w:pgMar w:top="1440" w:right="1440" w:bottom="1440" w:left="1440" w:header="708" w:footer="708" w:gutter="0"/>
@@ -55,6 +120,9 @@
   </w:style>
   <w:style w:type="table" w:styleId="GridBlue">
     <w:name w:val="Grid Table Blue"/>
+    <w:tblPr>
+      <w:tblStyleRowBandSize w:val="2"/>
+    </w:tblPr>
     <w:tblStylePr w:type="firstRow">
       <w:rPr>
         <w:b/>
